--- a/downloads/student/Unit 02/Handout 02.15 - News Card and Price Change.docx
+++ b/downloads/student/Unit 02/Handout 02.15 - News Card and Price Change.docx
@@ -981,15 +981,15 @@
       <w:r>
         <w:t xml:space="preserve">Score each headline: one point for each test it passes.</w:t>
       </w:r>
-      <w:r>
-        <w:t xml:space="preserve"> </w:t>
-      </w:r>
-      <w:r>
-        <w:t xml:space="preserve">-</w:t>
-      </w:r>
-      <w:r>
-        <w:t xml:space="preserve"> </w:t>
-      </w:r>
+    </w:p>
+    <w:p>
+      <w:pPr>
+        <w:numPr>
+          <w:ilvl w:val="0"/>
+          <w:numId w:val="1004"/>
+        </w:numPr>
+        <w:pStyle w:val="Compact"/>
+      </w:pPr>
       <w:r>
         <w:rPr>
           <w:b/>
@@ -1032,15 +1032,15 @@
       <w:r>
         <w:t xml:space="preserve">or no source fails.</w:t>
       </w:r>
-      <w:r>
-        <w:t xml:space="preserve"> </w:t>
-      </w:r>
-      <w:r>
-        <w:t xml:space="preserve">-</w:t>
-      </w:r>
-      <w:r>
-        <w:t xml:space="preserve"> </w:t>
-      </w:r>
+    </w:p>
+    <w:p>
+      <w:pPr>
+        <w:numPr>
+          <w:ilvl w:val="0"/>
+          <w:numId w:val="1004"/>
+        </w:numPr>
+        <w:pStyle w:val="Compact"/>
+      </w:pPr>
       <w:r>
         <w:rPr>
           <w:b/>
@@ -1053,15 +1053,15 @@
       <w:r>
         <w:t xml:space="preserve">A percent, an amount, a date, or a count passes. No number fails.</w:t>
       </w:r>
-      <w:r>
-        <w:t xml:space="preserve"> </w:t>
-      </w:r>
-      <w:r>
-        <w:t xml:space="preserve">-</w:t>
-      </w:r>
-      <w:r>
-        <w:t xml:space="preserve"> </w:t>
-      </w:r>
+    </w:p>
+    <w:p>
+      <w:pPr>
+        <w:numPr>
+          <w:ilvl w:val="0"/>
+          <w:numId w:val="1004"/>
+        </w:numPr>
+        <w:pStyle w:val="Compact"/>
+      </w:pPr>
       <w:r>
         <w:rPr>
           <w:b/>
@@ -1131,7 +1131,7 @@
     </w:p>
     <w:p>
       <w:pPr>
-        <w:pStyle w:val="BodyText"/>
+        <w:pStyle w:val="FirstParagraph"/>
       </w:pPr>
       <w:r>
         <w:t xml:space="preserve">Two or three points: probably a fact. Zero or one: hype.</w:t>
@@ -1587,7 +1587,7 @@
       <w:pPr>
         <w:numPr>
           <w:ilvl w:val="0"/>
-          <w:numId w:val="1004"/>
+          <w:numId w:val="1005"/>
         </w:numPr>
         <w:pStyle w:val="Compact"/>
       </w:pPr>
@@ -1609,7 +1609,7 @@
       <w:pPr>
         <w:numPr>
           <w:ilvl w:val="0"/>
-          <w:numId w:val="1005"/>
+          <w:numId w:val="1006"/>
         </w:numPr>
         <w:pStyle w:val="Compact"/>
       </w:pPr>
@@ -2140,10 +2140,113 @@
       </w:pPr>
     </w:lvl>
   </w:abstractNum>
-  <w:abstractNum w:abstractNumId="994111">
+  <w:abstractNum w:abstractNumId="991">
     <w:nsid w:val="b3cbbdee"/>
     <w:multiLevelType w:val="multilevel"/>
     <w:lvl w:ilvl="0">
+      <w:numFmt w:val="bullet"/>
+      <w:lvlText w:val="•"/>
+      <w:lvlJc w:val="left"/>
+      <w:pPr>
+        <w:tabs>
+          <w:tab w:val="num" w:pos="0"/>
+        </w:tabs>
+        <w:ind w:left="480" w:hanging="480"/>
+      </w:pPr>
+    </w:lvl>
+    <w:lvl w:ilvl="1">
+      <w:numFmt w:val="bullet"/>
+      <w:lvlText w:val="–"/>
+      <w:lvlJc w:val="left"/>
+      <w:pPr>
+        <w:tabs>
+          <w:tab w:val="num" w:pos="720"/>
+        </w:tabs>
+        <w:ind w:left="1200" w:hanging="480"/>
+      </w:pPr>
+    </w:lvl>
+    <w:lvl w:ilvl="2">
+      <w:numFmt w:val="bullet"/>
+      <w:lvlText w:val="•"/>
+      <w:lvlJc w:val="left"/>
+      <w:pPr>
+        <w:tabs>
+          <w:tab w:val="num" w:pos="1440"/>
+        </w:tabs>
+        <w:ind w:left="1920" w:hanging="480"/>
+      </w:pPr>
+    </w:lvl>
+    <w:lvl w:ilvl="3">
+      <w:numFmt w:val="bullet"/>
+      <w:lvlText w:val="–"/>
+      <w:lvlJc w:val="left"/>
+      <w:pPr>
+        <w:tabs>
+          <w:tab w:val="num" w:pos="2160"/>
+        </w:tabs>
+        <w:ind w:left="2640" w:hanging="480"/>
+      </w:pPr>
+    </w:lvl>
+    <w:lvl w:ilvl="4">
+      <w:numFmt w:val="bullet"/>
+      <w:lvlText w:val="•"/>
+      <w:lvlJc w:val="left"/>
+      <w:pPr>
+        <w:tabs>
+          <w:tab w:val="num" w:pos="2880"/>
+        </w:tabs>
+        <w:ind w:left="3360" w:hanging="480"/>
+      </w:pPr>
+    </w:lvl>
+    <w:lvl w:ilvl="5">
+      <w:numFmt w:val="bullet"/>
+      <w:lvlText w:val="–"/>
+      <w:lvlJc w:val="left"/>
+      <w:pPr>
+        <w:tabs>
+          <w:tab w:val="num" w:pos="3600"/>
+        </w:tabs>
+        <w:ind w:left="4080" w:hanging="480"/>
+      </w:pPr>
+    </w:lvl>
+    <w:lvl w:ilvl="6">
+      <w:numFmt w:val="bullet"/>
+      <w:lvlText w:val="•"/>
+      <w:lvlJc w:val="left"/>
+      <w:pPr>
+        <w:tabs>
+          <w:tab w:val="num" w:pos="4320"/>
+        </w:tabs>
+        <w:ind w:left="4800" w:hanging="480"/>
+      </w:pPr>
+    </w:lvl>
+    <w:lvl w:ilvl="7">
+      <w:numFmt w:val="bullet"/>
+      <w:lvlText w:val="–"/>
+      <w:lvlJc w:val="left"/>
+      <w:pPr>
+        <w:tabs>
+          <w:tab w:val="num" w:pos="5040"/>
+        </w:tabs>
+        <w:ind w:left="5520" w:hanging="480"/>
+      </w:pPr>
+    </w:lvl>
+    <w:lvl w:ilvl="8">
+      <w:numFmt w:val="bullet"/>
+      <w:lvlText w:val="•"/>
+      <w:lvlJc w:val="left"/>
+      <w:pPr>
+        <w:tabs>
+          <w:tab w:val="num" w:pos="5760"/>
+        </w:tabs>
+        <w:ind w:left="6240" w:hanging="480"/>
+      </w:pPr>
+    </w:lvl>
+  </w:abstractNum>
+  <w:abstractNum w:abstractNumId="994111">
+    <w:nsid w:val="4fbe019a"/>
+    <w:multiLevelType w:val="multilevel"/>
+    <w:lvl w:ilvl="0">
       <w:start w:val="11"/>
       <w:numFmt w:val="decimal"/>
       <w:lvlText w:val="%1."/>
@@ -2253,7 +2356,7 @@
     </w:lvl>
   </w:abstractNum>
   <w:abstractNum w:abstractNumId="994112">
-    <w:nsid w:val="4fbe019a"/>
+    <w:nsid w:val="91a27d85"/>
     <w:multiLevelType w:val="multilevel"/>
     <w:lvl w:ilvl="0">
       <w:start w:val="12"/>
@@ -2458,6 +2561,9 @@
     </w:lvlOverride>
   </w:num>
   <w:num w:numId="1004">
+    <w:abstractNumId w:val="991"/>
+  </w:num>
+  <w:num w:numId="1005">
     <w:abstractNumId w:val="994111"/>
     <w:lvlOverride w:ilvl="0">
       <w:startOverride w:val="11"/>
@@ -2487,7 +2593,7 @@
       <w:startOverride w:val="11"/>
     </w:lvlOverride>
   </w:num>
-  <w:num w:numId="1005">
+  <w:num w:numId="1006">
     <w:abstractNumId w:val="994112"/>
     <w:lvlOverride w:ilvl="0">
       <w:startOverride w:val="12"/>
